--- a/testakten/gesellschaftsrecht-legal-english-frankfurt-startup/13-side-letter-und-information-rights.docx
+++ b/testakten/gesellschaftsrecht-legal-english-frankfurt-startup/13-side-letter-und-information-rights.docx
@@ -5,52 +5,82 @@
     <w:p>
       <w:pPr>
         <w:pStyle w:val="Heading1"/>
+        <w:spacing w:after="160" w:line="259" w:lineRule="auto"/>
       </w:pPr>
       <w:r>
+        <w:rPr>
+          <w:rFonts w:ascii="Times New Roman" w:hAnsi="Times New Roman"/>
+          <w:b/>
+          <w:sz w:val="28"/>
+        </w:rPr>
         <w:t>13 Side Letter und Information Rights</w:t>
       </w:r>
     </w:p>
-    <w:p/>
+    <w:p>
+      <w:pPr>
+        <w:spacing w:line="259" w:lineRule="auto" w:after="60"/>
+      </w:pPr>
+    </w:p>
     <w:p>
       <w:pPr>
         <w:pStyle w:val="Heading2"/>
+        <w:spacing w:before="120" w:after="60" w:line="259" w:lineRule="auto"/>
       </w:pPr>
       <w:r>
+        <w:rPr>
+          <w:rFonts w:ascii="Times New Roman" w:hAnsi="Times New Roman"/>
+          <w:b/>
+          <w:sz w:val="22"/>
+        </w:rPr>
         <w:t>Auszug Seed Side Letter Stahlauge Ventures GmbH, datiert 01.07.2023</w:t>
       </w:r>
     </w:p>
-    <w:p/>
     <w:p>
       <w:pPr>
-        <w:spacing w:after="80"/>
+        <w:spacing w:line="259" w:lineRule="auto" w:after="60"/>
+      </w:pPr>
+    </w:p>
+    <w:p>
+      <w:pPr>
+        <w:spacing w:after="60" w:before="120" w:line="259" w:lineRule="auto"/>
         <w:jc w:val="both"/>
       </w:pPr>
       <w:r>
         <w:rPr>
           <w:rFonts w:ascii="Times New Roman" w:hAnsi="Times New Roman"/>
-          <w:sz w:val="21"/>
+          <w:b/>
+          <w:sz w:val="22"/>
         </w:rPr>
         <w:t>Section 1 Information Rights</w:t>
       </w:r>
     </w:p>
-    <w:p/>
     <w:p>
       <w:pPr>
-        <w:spacing w:after="80"/>
+        <w:spacing w:line="259" w:lineRule="auto" w:after="60"/>
+      </w:pPr>
+    </w:p>
+    <w:p>
+      <w:pPr>
+        <w:spacing w:after="60" w:before="120" w:line="259" w:lineRule="auto"/>
         <w:jc w:val="both"/>
       </w:pPr>
       <w:r>
         <w:rPr>
           <w:rFonts w:ascii="Times New Roman" w:hAnsi="Times New Roman"/>
-          <w:sz w:val="21"/>
+          <w:b/>
+          <w:sz w:val="22"/>
         </w:rPr>
         <w:t>The Company shall deliver to the Investor:</w:t>
       </w:r>
     </w:p>
-    <w:p/>
     <w:p>
       <w:pPr>
-        <w:spacing w:after="80"/>
+        <w:spacing w:line="259" w:lineRule="auto" w:after="60"/>
+      </w:pPr>
+    </w:p>
+    <w:p>
+      <w:pPr>
+        <w:spacing w:after="80" w:line="259" w:lineRule="auto"/>
         <w:jc w:val="both"/>
       </w:pPr>
       <w:r>
@@ -61,10 +91,14 @@
         <w:t>(a) monthly management reports within 15 business days after the end of each month, including profit and loss, cash position and burn rate;</w:t>
       </w:r>
     </w:p>
-    <w:p/>
     <w:p>
       <w:pPr>
-        <w:spacing w:after="80"/>
+        <w:spacing w:line="259" w:lineRule="auto" w:after="60"/>
+      </w:pPr>
+    </w:p>
+    <w:p>
+      <w:pPr>
+        <w:spacing w:after="80" w:line="259" w:lineRule="auto"/>
         <w:jc w:val="both"/>
       </w:pPr>
       <w:r>
@@ -75,10 +109,14 @@
         <w:t>(b) quarterly business reviews within 30 days after the end of each quarter;</w:t>
       </w:r>
     </w:p>
-    <w:p/>
     <w:p>
       <w:pPr>
-        <w:spacing w:after="80"/>
+        <w:spacing w:line="259" w:lineRule="auto" w:after="60"/>
+      </w:pPr>
+    </w:p>
+    <w:p>
+      <w:pPr>
+        <w:spacing w:after="80" w:line="259" w:lineRule="auto"/>
         <w:jc w:val="both"/>
       </w:pPr>
       <w:r>
@@ -89,10 +127,14 @@
         <w:t>(c) annual audited financial statements within 120 days after the end of each fiscal year;</w:t>
       </w:r>
     </w:p>
-    <w:p/>
     <w:p>
       <w:pPr>
-        <w:spacing w:after="80"/>
+        <w:spacing w:line="259" w:lineRule="auto" w:after="60"/>
+      </w:pPr>
+    </w:p>
+    <w:p>
+      <w:pPr>
+        <w:spacing w:after="80" w:line="259" w:lineRule="auto"/>
         <w:jc w:val="both"/>
       </w:pPr>
       <w:r>
@@ -103,10 +145,14 @@
         <w:t>(d) annual budget and business plan for the upcoming year by 30 November of the preceding year.</w:t>
       </w:r>
     </w:p>
-    <w:p/>
     <w:p>
       <w:pPr>
-        <w:spacing w:after="80"/>
+        <w:spacing w:line="259" w:lineRule="auto" w:after="60"/>
+      </w:pPr>
+    </w:p>
+    <w:p>
+      <w:pPr>
+        <w:spacing w:after="80" w:line="259" w:lineRule="auto"/>
         <w:jc w:val="both"/>
       </w:pPr>
       <w:r>
@@ -117,10 +163,14 @@
         <w:t>Section 2 Pro Rata Right</w:t>
       </w:r>
     </w:p>
-    <w:p/>
     <w:p>
       <w:pPr>
-        <w:spacing w:after="80"/>
+        <w:spacing w:line="259" w:lineRule="auto" w:after="60"/>
+      </w:pPr>
+    </w:p>
+    <w:p>
+      <w:pPr>
+        <w:spacing w:after="80" w:line="259" w:lineRule="auto"/>
         <w:jc w:val="both"/>
       </w:pPr>
       <w:r>
@@ -131,10 +181,14 @@
         <w:t>The Investor shall have a pro rata right to participate in any future equity financing in order to maintain its fully diluted percentage ownership.</w:t>
       </w:r>
     </w:p>
-    <w:p/>
     <w:p>
       <w:pPr>
-        <w:spacing w:after="80"/>
+        <w:spacing w:line="259" w:lineRule="auto" w:after="60"/>
+      </w:pPr>
+    </w:p>
+    <w:p>
+      <w:pPr>
+        <w:spacing w:after="80" w:line="259" w:lineRule="auto"/>
         <w:jc w:val="both"/>
       </w:pPr>
       <w:r>
@@ -145,10 +199,14 @@
         <w:t>Section 3 Most Favoured Nation</w:t>
       </w:r>
     </w:p>
-    <w:p/>
     <w:p>
       <w:pPr>
-        <w:spacing w:after="80"/>
+        <w:spacing w:line="259" w:lineRule="auto" w:after="60"/>
+      </w:pPr>
+    </w:p>
+    <w:p>
+      <w:pPr>
+        <w:spacing w:after="80" w:line="259" w:lineRule="auto"/>
         <w:jc w:val="both"/>
       </w:pPr>
       <w:r>
@@ -159,10 +217,14 @@
         <w:t>If the Company grants to any other investor any rights more favourable than those granted to the Investor, the Company shall promptly offer such rights to the Investor.</w:t>
       </w:r>
     </w:p>
-    <w:p/>
     <w:p>
       <w:pPr>
-        <w:spacing w:after="80"/>
+        <w:spacing w:line="259" w:lineRule="auto" w:after="60"/>
+      </w:pPr>
+    </w:p>
+    <w:p>
+      <w:pPr>
+        <w:spacing w:after="80" w:line="259" w:lineRule="auto"/>
         <w:jc w:val="both"/>
       </w:pPr>
       <w:r>
@@ -173,10 +235,14 @@
         <w:t>Section 4 Seed Preference Confirmation</w:t>
       </w:r>
     </w:p>
-    <w:p/>
     <w:p>
       <w:pPr>
-        <w:spacing w:after="80"/>
+        <w:spacing w:line="259" w:lineRule="auto" w:after="60"/>
+      </w:pPr>
+    </w:p>
+    <w:p>
+      <w:pPr>
+        <w:spacing w:after="80" w:line="259" w:lineRule="auto"/>
         <w:jc w:val="both"/>
       </w:pPr>
       <w:r>
@@ -187,19 +253,29 @@
         <w:t>The Investor's 1x non-participating liquidation preference granted under the Seed-SHA dated 01.07.2023 shall be preserved and reflected in any subsequent financing documentation.</w:t>
       </w:r>
     </w:p>
-    <w:p/>
+    <w:p>
+      <w:pPr>
+        <w:spacing w:line="259" w:lineRule="auto" w:after="60"/>
+      </w:pPr>
+    </w:p>
     <w:p>
       <w:pPr>
         <w:pStyle w:val="Heading2"/>
+        <w:spacing w:line="259" w:lineRule="auto" w:after="60"/>
       </w:pPr>
       <w:r>
         <w:t>Folgenabschätzung für Series A</w:t>
       </w:r>
     </w:p>
-    <w:p/>
+    <w:p>
+      <w:pPr>
+        <w:spacing w:line="259" w:lineRule="auto" w:after="60"/>
+      </w:pPr>
+    </w:p>
     <w:p>
       <w:pPr>
         <w:pStyle w:val="ListNumber"/>
+        <w:spacing w:line="259" w:lineRule="auto" w:after="60"/>
       </w:pPr>
       <w:r>
         <w:rPr>
@@ -209,10 +285,15 @@
         <w:t>Information Rights Stack. Northbridge wird im Series-A-SHA umfangreiche Informationsrechte verlangen (monthly, quarterly, annual, budget). Stahlauge hat sie bereits. Aufwand für die Mandantin: jedes Reporting-Format einmal sauber aufbauen, dann gleichmäßig an alle Berechtigten verteilen. Klassischer Organisationsfehler: nur an Northbridge schicken und Stahlauge übersehen.</w:t>
       </w:r>
     </w:p>
-    <w:p/>
+    <w:p>
+      <w:pPr>
+        <w:spacing w:line="259" w:lineRule="auto" w:after="60"/>
+      </w:pPr>
+    </w:p>
     <w:p>
       <w:pPr>
         <w:pStyle w:val="ListNumber"/>
+        <w:spacing w:line="259" w:lineRule="auto" w:after="60"/>
       </w:pPr>
       <w:r>
         <w:rPr>
@@ -222,10 +303,15 @@
         <w:t>MFN. Wenn Northbridge stärkere Rechte erhält (z. B. monatlicher KPI-Bericht, Direktzugang zu Daten), kann Stahlauge unter Section 3 die gleichen Rechte verlangen. Achtung: MFN-Klauseln können ohne ausdrücklichen Trigger auslösen.</w:t>
       </w:r>
     </w:p>
-    <w:p/>
+    <w:p>
+      <w:pPr>
+        <w:spacing w:line="259" w:lineRule="auto" w:after="60"/>
+      </w:pPr>
+    </w:p>
     <w:p>
       <w:pPr>
         <w:pStyle w:val="ListNumber"/>
+        <w:spacing w:line="259" w:lineRule="auto" w:after="60"/>
       </w:pPr>
       <w:r>
         <w:rPr>
@@ -235,10 +321,15 @@
         <w:t>Pro Rata Right. Stahlauge kann beim Series-A-Closing pro rata mitziehen. Im Cap-Table-Modell entsprechend reservieren. Northbridge-Mindestquote im Term Sheet (Investor Director Sitz an Series A Majority) prüfen, ob Stahlauges Pro-rata-Anteil die Majoritätsschwelle beeinflusst.</w:t>
       </w:r>
     </w:p>
-    <w:p/>
+    <w:p>
+      <w:pPr>
+        <w:spacing w:line="259" w:lineRule="auto" w:after="60"/>
+      </w:pPr>
+    </w:p>
     <w:p>
       <w:pPr>
         <w:pStyle w:val="ListNumber"/>
+        <w:spacing w:line="259" w:lineRule="auto" w:after="60"/>
       </w:pPr>
       <w:r>
         <w:rPr>
@@ -248,19 +339,28 @@
         <w:t>Seed Preference Confirmation. Im Series-A-SHA ausdrücklich aufzunehmen: Stahlauge behält seine Seed-Präferenz. Stack-Frage: Wer kommt zuerst, Series A (junior) oder Seed (senior)? Marktüblich Series A „pari passu mit Seed" oder „senior zu Seed". Term Sheet schweigt. Klärungsbedarf.</w:t>
       </w:r>
     </w:p>
-    <w:p/>
+    <w:p>
+      <w:pPr>
+        <w:spacing w:line="259" w:lineRule="auto" w:after="60"/>
+      </w:pPr>
+    </w:p>
     <w:p>
       <w:pPr>
         <w:pStyle w:val="Heading2"/>
+        <w:spacing w:line="259" w:lineRule="auto" w:after="60"/>
       </w:pPr>
       <w:r>
         <w:t>Side Letter Northbridge Series A, Entwurf der Investor Counsel vom 24.05.2026</w:t>
       </w:r>
     </w:p>
-    <w:p/>
     <w:p>
       <w:pPr>
-        <w:spacing w:after="80"/>
+        <w:spacing w:line="259" w:lineRule="auto" w:after="60"/>
+      </w:pPr>
+    </w:p>
+    <w:p>
+      <w:pPr>
+        <w:spacing w:after="80" w:line="259" w:lineRule="auto"/>
         <w:jc w:val="both"/>
       </w:pPr>
       <w:r>
@@ -271,10 +371,14 @@
         <w:t>Section 1 Reserved Matters Investor Director</w:t>
       </w:r>
     </w:p>
-    <w:p/>
     <w:p>
       <w:pPr>
-        <w:spacing w:after="80"/>
+        <w:spacing w:line="259" w:lineRule="auto" w:after="60"/>
+      </w:pPr>
+    </w:p>
+    <w:p>
+      <w:pPr>
+        <w:spacing w:after="80" w:line="259" w:lineRule="auto"/>
         <w:jc w:val="both"/>
       </w:pPr>
       <w:r>
@@ -285,10 +389,14 @@
         <w:t>The Investor Director shall have a veto right on the Reserved Matters set out in Annex 1 of the SHA. The Investor shall be entitled to consult the Investor Director prior to any board meeting at which Reserved Matters are discussed.</w:t>
       </w:r>
     </w:p>
-    <w:p/>
     <w:p>
       <w:pPr>
-        <w:spacing w:after="80"/>
+        <w:spacing w:line="259" w:lineRule="auto" w:after="60"/>
+      </w:pPr>
+    </w:p>
+    <w:p>
+      <w:pPr>
+        <w:spacing w:after="80" w:line="259" w:lineRule="auto"/>
         <w:jc w:val="both"/>
       </w:pPr>
       <w:r>
@@ -299,10 +407,14 @@
         <w:t>Section 2 Information Rights</w:t>
       </w:r>
     </w:p>
-    <w:p/>
     <w:p>
       <w:pPr>
-        <w:spacing w:after="80"/>
+        <w:spacing w:line="259" w:lineRule="auto" w:after="60"/>
+      </w:pPr>
+    </w:p>
+    <w:p>
+      <w:pPr>
+        <w:spacing w:after="80" w:line="259" w:lineRule="auto"/>
         <w:jc w:val="both"/>
       </w:pPr>
       <w:r>
@@ -313,10 +425,14 @@
         <w:t>In addition to the Information Rights granted under the SHA, the Investor shall be entitled to:</w:t>
       </w:r>
     </w:p>
-    <w:p/>
     <w:p>
       <w:pPr>
-        <w:spacing w:after="80"/>
+        <w:spacing w:line="259" w:lineRule="auto" w:after="60"/>
+      </w:pPr>
+    </w:p>
+    <w:p>
+      <w:pPr>
+        <w:spacing w:after="80" w:line="259" w:lineRule="auto"/>
         <w:jc w:val="both"/>
       </w:pPr>
       <w:r>
@@ -327,10 +443,14 @@
         <w:t>(a) monthly KPI dashboard delivered no later than the 10th business day after month-end, in the format provided by the Investor;</w:t>
       </w:r>
     </w:p>
-    <w:p/>
     <w:p>
       <w:pPr>
-        <w:spacing w:after="80"/>
+        <w:spacing w:line="259" w:lineRule="auto" w:after="60"/>
+      </w:pPr>
+    </w:p>
+    <w:p>
+      <w:pPr>
+        <w:spacing w:after="80" w:line="259" w:lineRule="auto"/>
         <w:jc w:val="both"/>
       </w:pPr>
       <w:r>
@@ -341,10 +461,14 @@
         <w:t>(b) quarterly investor update calls with the founders;</w:t>
       </w:r>
     </w:p>
-    <w:p/>
     <w:p>
       <w:pPr>
-        <w:spacing w:after="80"/>
+        <w:spacing w:line="259" w:lineRule="auto" w:after="60"/>
+      </w:pPr>
+    </w:p>
+    <w:p>
+      <w:pPr>
+        <w:spacing w:after="80" w:line="259" w:lineRule="auto"/>
         <w:jc w:val="both"/>
       </w:pPr>
       <w:r>
@@ -355,10 +479,14 @@
         <w:t>(c) access to the Company's data room during the term of investment, including legal documents, contracts above EUR 250,000, and personnel files of C-level employees on a need-to-know basis.</w:t>
       </w:r>
     </w:p>
-    <w:p/>
     <w:p>
       <w:pPr>
-        <w:spacing w:after="80"/>
+        <w:spacing w:line="259" w:lineRule="auto" w:after="60"/>
+      </w:pPr>
+    </w:p>
+    <w:p>
+      <w:pPr>
+        <w:spacing w:after="80" w:line="259" w:lineRule="auto"/>
         <w:jc w:val="both"/>
       </w:pPr>
       <w:r>
@@ -369,10 +497,14 @@
         <w:t>Section 3 Most Favoured Investor</w:t>
       </w:r>
     </w:p>
-    <w:p/>
     <w:p>
       <w:pPr>
-        <w:spacing w:after="80"/>
+        <w:spacing w:line="259" w:lineRule="auto" w:after="60"/>
+      </w:pPr>
+    </w:p>
+    <w:p>
+      <w:pPr>
+        <w:spacing w:after="80" w:line="259" w:lineRule="auto"/>
         <w:jc w:val="both"/>
       </w:pPr>
       <w:r>
@@ -383,10 +515,14 @@
         <w:t>If the Company grants to any other investor in any subsequent financing any rights more favourable than those granted to Northbridge, the Company shall promptly offer such rights to Northbridge.</w:t>
       </w:r>
     </w:p>
-    <w:p/>
     <w:p>
       <w:pPr>
-        <w:spacing w:after="80"/>
+        <w:spacing w:line="259" w:lineRule="auto" w:after="60"/>
+      </w:pPr>
+    </w:p>
+    <w:p>
+      <w:pPr>
+        <w:spacing w:after="80" w:line="259" w:lineRule="auto"/>
         <w:jc w:val="both"/>
       </w:pPr>
       <w:r>
@@ -397,10 +533,14 @@
         <w:t>Section 4 Anti-Embarrassment</w:t>
       </w:r>
     </w:p>
-    <w:p/>
     <w:p>
       <w:pPr>
-        <w:spacing w:after="80"/>
+        <w:spacing w:line="259" w:lineRule="auto" w:after="60"/>
+      </w:pPr>
+    </w:p>
+    <w:p>
+      <w:pPr>
+        <w:spacing w:after="80" w:line="259" w:lineRule="auto"/>
         <w:jc w:val="both"/>
       </w:pPr>
       <w:r>
@@ -411,19 +551,29 @@
         <w:t>For a period of 24 months following Closing, the Company shall procure that no transfer of shares occurs at a valuation higher than 130 percent of the Series A valuation without first consulting the Investor.</w:t>
       </w:r>
     </w:p>
-    <w:p/>
+    <w:p>
+      <w:pPr>
+        <w:spacing w:line="259" w:lineRule="auto" w:after="60"/>
+      </w:pPr>
+    </w:p>
     <w:p>
       <w:pPr>
         <w:pStyle w:val="Heading2"/>
+        <w:spacing w:line="259" w:lineRule="auto" w:after="60"/>
       </w:pPr>
       <w:r>
         <w:t>Spannungspunkte für Senior-Review</w:t>
       </w:r>
     </w:p>
-    <w:p/>
+    <w:p>
+      <w:pPr>
+        <w:spacing w:line="259" w:lineRule="auto" w:after="60"/>
+      </w:pPr>
+    </w:p>
     <w:p>
       <w:pPr>
         <w:pStyle w:val="ListNumber"/>
+        <w:spacing w:line="259" w:lineRule="auto" w:after="60"/>
       </w:pPr>
       <w:r>
         <w:rPr>
@@ -433,10 +583,15 @@
         <w:t>KPI Dashboard im Investor-Format. Klingt harmlos, ist es aber nicht. Wenn Northbridge ein „bestimmtes Format" vorschreibt, kann das de facto eine kontinuierliche Reporting-Pflicht aus der Geschäftsführung herausnehmen und an die CFO-Funktion delegieren. Mandantin muss die operative Last verstehen.</w:t>
       </w:r>
     </w:p>
-    <w:p/>
+    <w:p>
+      <w:pPr>
+        <w:spacing w:line="259" w:lineRule="auto" w:after="60"/>
+      </w:pPr>
+    </w:p>
     <w:p>
       <w:pPr>
         <w:pStyle w:val="ListNumber"/>
+        <w:spacing w:line="259" w:lineRule="auto" w:after="60"/>
       </w:pPr>
       <w:r>
         <w:rPr>
@@ -446,10 +601,15 @@
         <w:t>Data Room Access Personalakten. Section 2 (c) erlaubt Zugriff auf Personalakten von C-Level. Datenschutzrechtlich nach Artikel 6 DSGVO und Paragraf 26 BDSG zu prüfen, ob eine Rechtsgrundlage für diese Verarbeitung besteht. Vermutlich nur mit Einwilligung der betroffenen Personen oder anonymisierten Daten.</w:t>
       </w:r>
     </w:p>
-    <w:p/>
+    <w:p>
+      <w:pPr>
+        <w:spacing w:line="259" w:lineRule="auto" w:after="60"/>
+      </w:pPr>
+    </w:p>
     <w:p>
       <w:pPr>
         <w:pStyle w:val="ListNumber"/>
+        <w:spacing w:line="259" w:lineRule="auto" w:after="60"/>
       </w:pPr>
       <w:r>
         <w:rPr>
@@ -459,10 +619,15 @@
         <w:t>Anti-Embarrassment Clause. Section 4 wirkt wie ein verschleiertes Vorkaufsrecht. Praktische Folge: jeder Sekundärverkauf, etwa der Gründer an Bestandsinvestoren, wird de facto blockiert. Verhandeln.</w:t>
       </w:r>
     </w:p>
-    <w:p/>
+    <w:p>
+      <w:pPr>
+        <w:spacing w:line="259" w:lineRule="auto" w:after="60"/>
+      </w:pPr>
+    </w:p>
     <w:p>
       <w:pPr>
         <w:pStyle w:val="ListNumber"/>
+        <w:spacing w:line="259" w:lineRule="auto" w:after="60"/>
       </w:pPr>
       <w:r>
         <w:rPr>
@@ -472,10 +637,15 @@
         <w:t>Most Favoured Investor. Northbridge will sich gegen MFN-Effekte des Stahlauge-Side-Letters absichern. Sauberes Mapping mit dem Stahlauge-Side-Letter erforderlich. Wenn beide Investoren MFN haben, droht eine Endlosspirale: jede Verbesserung für einen Investor zieht die Verbesserung für den anderen nach sich. Lösung: Stichtagsbezug oder Ausnahmen klar definieren.</w:t>
       </w:r>
     </w:p>
-    <w:p/>
+    <w:p>
+      <w:pPr>
+        <w:spacing w:line="259" w:lineRule="auto" w:after="60"/>
+      </w:pPr>
+    </w:p>
     <w:p>
       <w:pPr>
         <w:pStyle w:val="ListNumber"/>
+        <w:spacing w:line="259" w:lineRule="auto" w:after="60"/>
       </w:pPr>
       <w:r>
         <w:rPr>
@@ -485,16 +655,25 @@
         <w:t>Reserved Matters Veto. Die Klausel formuliert das Veto auf Investor-Director-Ebene. Die GmbH-Organstruktur ist aber eine andere: Geschäftsführer haften organrechtlich. Wenn der Investor Director ein Veto-Recht hat, muss die interne Geschäftsordnung der Geschäftsführung dies abbilden, oder der Vorbehalt muss auf Gesellschafterebene gespiegelt werden. Sonst Reibungsverluste in der Praxis.</w:t>
       </w:r>
     </w:p>
-    <w:p/>
+    <w:p>
+      <w:pPr>
+        <w:spacing w:line="259" w:lineRule="auto" w:after="60"/>
+      </w:pPr>
+    </w:p>
     <w:p>
       <w:pPr>
         <w:pStyle w:val="Heading2"/>
+        <w:spacing w:line="259" w:lineRule="auto" w:after="60"/>
       </w:pPr>
       <w:r>
         <w:t>Skizze Information-Rights-Stack nach Closing</w:t>
       </w:r>
     </w:p>
-    <w:p/>
+    <w:p>
+      <w:pPr>
+        <w:spacing w:line="259" w:lineRule="auto" w:after="60"/>
+      </w:pPr>
+    </w:p>
     <w:tbl>
       <w:tblPr>
         <w:tblStyle w:val="TableGrid"/>
@@ -1291,20 +1470,33 @@
         </w:tc>
       </w:tr>
     </w:tbl>
-    <w:p/>
-    <w:p/>
+    <w:p>
+      <w:pPr>
+        <w:spacing w:line="259" w:lineRule="auto" w:after="60"/>
+      </w:pPr>
+    </w:p>
+    <w:p>
+      <w:pPr>
+        <w:spacing w:line="259" w:lineRule="auto" w:after="60"/>
+      </w:pPr>
+    </w:p>
     <w:p>
       <w:pPr>
         <w:pStyle w:val="Heading2"/>
+        <w:spacing w:line="259" w:lineRule="auto" w:after="60"/>
       </w:pPr>
       <w:r>
         <w:t>Praxistipp</w:t>
       </w:r>
     </w:p>
-    <w:p/>
     <w:p>
       <w:pPr>
-        <w:spacing w:after="80"/>
+        <w:spacing w:line="259" w:lineRule="auto" w:after="60"/>
+      </w:pPr>
+    </w:p>
+    <w:p>
+      <w:pPr>
+        <w:spacing w:after="80" w:line="259" w:lineRule="auto"/>
         <w:jc w:val="both"/>
       </w:pPr>
       <w:r>
@@ -1319,7 +1511,7 @@
       <w:headerReference w:type="default" r:id="rId9"/>
       <w:footerReference w:type="default" r:id="rId10"/>
       <w:pgSz w:w="11909" w:h="16834"/>
-      <w:pgMar w:top="1037" w:right="1123" w:bottom="1037" w:left="1123" w:header="720" w:footer="720" w:gutter="0"/>
+      <w:pgMar w:top="1191" w:right="1247" w:bottom="1134" w:left="1361" w:header="720" w:footer="720" w:gutter="0"/>
       <w:cols w:space="720"/>
       <w:docGrid w:linePitch="360"/>
     </w:sectPr>
@@ -1718,7 +1910,7 @@
     <w:rsid w:val="00FC693F"/>
     <w:rPr>
       <w:rFonts w:ascii="Times New Roman" w:hAnsi="Times New Roman"/>
-      <w:sz w:val="21"/>
+      <w:sz w:val="22"/>
     </w:rPr>
   </w:style>
   <w:style w:type="paragraph" w:styleId="Header">
@@ -1784,7 +1976,7 @@
       <w:b/>
       <w:bCs/>
       <w:color w:val="365F91" w:themeColor="accent1" w:themeShade="BF"/>
-      <w:sz w:val="30"/>
+      <w:sz w:val="28"/>
       <w:szCs w:val="28"/>
     </w:rPr>
   </w:style>
@@ -1808,7 +2000,7 @@
       <w:b/>
       <w:bCs/>
       <w:color w:val="4F81BD" w:themeColor="accent1"/>
-      <w:sz w:val="25"/>
+      <w:sz w:val="24"/>
       <w:szCs w:val="26"/>
     </w:rPr>
   </w:style>
@@ -2070,11 +2262,12 @@
       <w:contextualSpacing/>
     </w:pPr>
     <w:rPr>
-      <w:rFonts w:asciiTheme="majorHAnsi" w:eastAsiaTheme="majorEastAsia" w:hAnsiTheme="majorHAnsi" w:cstheme="majorBidi"/>
+      <w:rFonts w:asciiTheme="majorHAnsi" w:eastAsiaTheme="majorEastAsia" w:hAnsiTheme="majorHAnsi" w:cstheme="majorBidi" w:ascii="Times New Roman" w:hAnsi="Times New Roman"/>
+      <w:b/>
       <w:color w:val="17365D" w:themeColor="text2" w:themeShade="BF"/>
       <w:spacing w:val="5"/>
       <w:kern w:val="28"/>
-      <w:sz w:val="52"/>
+      <w:sz w:val="30"/>
       <w:szCs w:val="52"/>
     </w:rPr>
   </w:style>
